--- a/public/bases-word/GENERALES/6. SECRETARIA TITULAR/1. MAA.docx
+++ b/public/bases-word/GENERALES/6. SECRETARIA TITULAR/1. MAA.docx
@@ -1,6 +1,6 @@
 
 <file path=word/document.xml><?xml version="1.0" encoding="utf-8"?>
-<w:document xmlns:wpc="http://schemas.microsoft.com/office/word/2010/wordprocessingCanvas" xmlns:cx="http://schemas.microsoft.com/office/drawing/2014/chartex" xmlns:cx1="http://schemas.microsoft.com/office/drawing/2015/9/8/chartex" xmlns:cx2="http://schemas.microsoft.com/office/drawing/2015/10/21/chartex" xmlns:cx3="http://schemas.microsoft.com/office/drawing/2016/5/9/chartex" xmlns:cx4="http://schemas.microsoft.com/office/drawing/2016/5/10/chartex" xmlns:cx5="http://schemas.microsoft.com/office/drawing/2016/5/11/chartex" xmlns:cx6="http://schemas.microsoft.com/office/drawing/2016/5/12/chartex" xmlns:cx7="http://schemas.microsoft.com/office/drawing/2016/5/13/chartex" xmlns:cx8="http://schemas.microsoft.com/office/drawing/2016/5/14/chartex" xmlns:mc="http://schemas.openxmlformats.org/markup-compatibility/2006" xmlns:aink="http://schemas.microsoft.com/office/drawing/2016/ink" xmlns:am3d="http://schemas.microsoft.com/office/drawing/2017/model3d" xmlns:o="urn:schemas-microsoft-com:office:office" xmlns:r="http://schemas.openxmlformats.org/officeDocument/2006/relationships" xmlns:m="http://schemas.openxmlformats.org/officeDocument/2006/math" xmlns:v="urn:schemas-microsoft-com:vml" xmlns:wp14="http://schemas.microsoft.com/office/word/2010/wordprocessingDrawing" xmlns:wp="http://schemas.openxmlformats.org/drawingml/2006/wordprocessingDrawing" xmlns:w10="urn:schemas-microsoft-com:office:word" xmlns:w="http://schemas.openxmlformats.org/wordprocessingml/2006/main" xmlns:w14="http://schemas.microsoft.com/office/word/2010/wordml" xmlns:w15="http://schemas.microsoft.com/office/word/2012/wordml" xmlns:w16cid="http://schemas.microsoft.com/office/word/2016/wordml/cid" xmlns:w16se="http://schemas.microsoft.com/office/word/2015/wordml/symex" xmlns:wpg="http://schemas.microsoft.com/office/word/2010/wordprocessingGroup" xmlns:wpi="http://schemas.microsoft.com/office/word/2010/wordprocessingInk" xmlns:wne="http://schemas.microsoft.com/office/word/2006/wordml" xmlns:wps="http://schemas.microsoft.com/office/word/2010/wordprocessingShape" mc:Ignorable="w14 w15 w16se w16cid wp14">
+<w:document xmlns:wpc="http://schemas.microsoft.com/office/word/2010/wordprocessingCanvas" xmlns:cx="http://schemas.microsoft.com/office/drawing/2014/chartex" xmlns:cx1="http://schemas.microsoft.com/office/drawing/2015/9/8/chartex" xmlns:cx2="http://schemas.microsoft.com/office/drawing/2015/10/21/chartex" xmlns:cx3="http://schemas.microsoft.com/office/drawing/2016/5/9/chartex" xmlns:cx4="http://schemas.microsoft.com/office/drawing/2016/5/10/chartex" xmlns:cx5="http://schemas.microsoft.com/office/drawing/2016/5/11/chartex" xmlns:cx6="http://schemas.microsoft.com/office/drawing/2016/5/12/chartex" xmlns:cx7="http://schemas.microsoft.com/office/drawing/2016/5/13/chartex" xmlns:cx8="http://schemas.microsoft.com/office/drawing/2016/5/14/chartex" xmlns:mc="http://schemas.openxmlformats.org/markup-compatibility/2006" xmlns:aink="http://schemas.microsoft.com/office/drawing/2016/ink" xmlns:am3d="http://schemas.microsoft.com/office/drawing/2017/model3d" xmlns:o="urn:schemas-microsoft-com:office:office" xmlns:oel="http://schemas.microsoft.com/office/2019/extlst" xmlns:r="http://schemas.openxmlformats.org/officeDocument/2006/relationships" xmlns:m="http://schemas.openxmlformats.org/officeDocument/2006/math" xmlns:v="urn:schemas-microsoft-com:vml" xmlns:wp14="http://schemas.microsoft.com/office/word/2010/wordprocessingDrawing" xmlns:wp="http://schemas.openxmlformats.org/drawingml/2006/wordprocessingDrawing" xmlns:w10="urn:schemas-microsoft-com:office:word" xmlns:w="http://schemas.openxmlformats.org/wordprocessingml/2006/main" xmlns:w14="http://schemas.microsoft.com/office/word/2010/wordml" xmlns:w15="http://schemas.microsoft.com/office/word/2012/wordml" xmlns:w16cex="http://schemas.microsoft.com/office/word/2018/wordml/cex" xmlns:w16cid="http://schemas.microsoft.com/office/word/2016/wordml/cid" xmlns:w16="http://schemas.microsoft.com/office/word/2018/wordml" xmlns:w16du="http://schemas.microsoft.com/office/word/2023/wordml/word16du" xmlns:w16sdtdh="http://schemas.microsoft.com/office/word/2020/wordml/sdtdatahash" xmlns:w16sdtfl="http://schemas.microsoft.com/office/word/2024/wordml/sdtformatlock" xmlns:w16se="http://schemas.microsoft.com/office/word/2015/wordml/symex" xmlns:wpg="http://schemas.microsoft.com/office/word/2010/wordprocessingGroup" xmlns:wpi="http://schemas.microsoft.com/office/word/2010/wordprocessingInk" xmlns:wne="http://schemas.microsoft.com/office/word/2006/wordml" xmlns:wps="http://schemas.microsoft.com/office/word/2010/wordprocessingShape" mc:Ignorable="w14 w15 w16se w16cid w16 w16cex w16sdtdh w16sdtfl w16du wp14">
   <w:body>
     <w:p>
       <w:pPr>
@@ -13,7 +13,6 @@
         </w:rPr>
       </w:pPr>
       <w:bookmarkStart w:id="0" w:name="_Hlk89361331"/>
-      <w:bookmarkStart w:id="1" w:name="_GoBack"/>
       <w:r>
         <w:rPr>
           <w:rFonts w:ascii="Regesto Grotesk" w:eastAsia="Arial" w:hAnsi="Regesto Grotesk" w:cs="Arial"/>
@@ -96,7 +95,7 @@
           <w:szCs w:val="20"/>
         </w:rPr>
       </w:pPr>
-      <w:bookmarkStart w:id="2" w:name="_Hlk106029888"/>
+      <w:bookmarkStart w:id="1" w:name="_Hlk106029888"/>
       <w:bookmarkEnd w:id="0"/>
       <w:r>
         <w:rPr>
@@ -213,8 +212,7 @@
                 <w:szCs w:val="14"/>
               </w:rPr>
             </w:pPr>
-            <w:bookmarkStart w:id="3" w:name="_Hlk105432603"/>
-            <w:proofErr w:type="spellStart"/>
+            <w:bookmarkStart w:id="2" w:name="_Hlk105432603"/>
             <w:r>
               <w:rPr>
                 <w:rFonts w:ascii="Regesto Grotesk" w:eastAsia="Arial" w:hAnsi="Regesto Grotesk" w:cs="Arial"/>
@@ -222,17 +220,7 @@
                 <w:sz w:val="14"/>
                 <w:szCs w:val="14"/>
               </w:rPr>
-              <w:t>N°</w:t>
-            </w:r>
-            <w:proofErr w:type="spellEnd"/>
-            <w:r>
-              <w:rPr>
-                <w:rFonts w:ascii="Regesto Grotesk" w:eastAsia="Arial" w:hAnsi="Regesto Grotesk" w:cs="Arial"/>
-                <w:b/>
-                <w:sz w:val="14"/>
-                <w:szCs w:val="14"/>
-              </w:rPr>
-              <w:t xml:space="preserve"> de Oficio de la Orden de Auditoría</w:t>
+              <w:t>N° de Oficio de la Orden de Auditoría</w:t>
             </w:r>
           </w:p>
         </w:tc>
@@ -260,7 +248,6 @@
                 <w:szCs w:val="14"/>
               </w:rPr>
             </w:pPr>
-            <w:proofErr w:type="spellStart"/>
             <w:r>
               <w:rPr>
                 <w:rFonts w:ascii="Regesto Grotesk" w:eastAsia="Arial" w:hAnsi="Regesto Grotesk" w:cs="Arial"/>
@@ -268,17 +255,7 @@
                 <w:sz w:val="14"/>
                 <w:szCs w:val="14"/>
               </w:rPr>
-              <w:t>N°</w:t>
-            </w:r>
-            <w:proofErr w:type="spellEnd"/>
-            <w:r>
-              <w:rPr>
-                <w:rFonts w:ascii="Regesto Grotesk" w:eastAsia="Arial" w:hAnsi="Regesto Grotesk" w:cs="Arial"/>
-                <w:b/>
-                <w:sz w:val="14"/>
-                <w:szCs w:val="14"/>
-              </w:rPr>
-              <w:t xml:space="preserve"> de Auditoría</w:t>
+              <w:t>N° de Auditoría</w:t>
             </w:r>
           </w:p>
         </w:tc>
@@ -581,7 +558,7 @@
                 <w:szCs w:val="14"/>
               </w:rPr>
             </w:pPr>
-            <w:commentRangeStart w:id="4"/>
+            <w:commentRangeStart w:id="3"/>
             <w:r>
               <w:rPr>
                 <w:rFonts w:ascii="Regesto Grotesk" w:eastAsia="Arial" w:hAnsi="Regesto Grotesk" w:cs="Arial"/>
@@ -590,13 +567,13 @@
               </w:rPr>
               <w:t>XXXXXXXXXXXXX</w:t>
             </w:r>
-            <w:commentRangeEnd w:id="4"/>
+            <w:commentRangeEnd w:id="3"/>
             <w:r>
               <w:rPr>
                 <w:rStyle w:val="Refdecomentario"/>
                 <w:rFonts w:ascii="Regesto Grotesk" w:hAnsi="Regesto Grotesk"/>
               </w:rPr>
-              <w:commentReference w:id="4"/>
+              <w:commentReference w:id="3"/>
             </w:r>
           </w:p>
         </w:tc>
@@ -656,7 +633,7 @@
                 <w:szCs w:val="14"/>
               </w:rPr>
             </w:pPr>
-            <w:commentRangeStart w:id="5"/>
+            <w:commentRangeStart w:id="4"/>
             <w:r>
               <w:rPr>
                 <w:rFonts w:ascii="Regesto Grotesk" w:eastAsia="Arial" w:hAnsi="Regesto Grotesk" w:cs="Arial"/>
@@ -699,19 +676,19 @@
               </w:rPr>
               <w:t>XXXXX</w:t>
             </w:r>
-            <w:commentRangeEnd w:id="5"/>
+            <w:commentRangeEnd w:id="4"/>
             <w:r>
               <w:rPr>
                 <w:rStyle w:val="Refdecomentario"/>
                 <w:rFonts w:ascii="Regesto Grotesk" w:hAnsi="Regesto Grotesk"/>
               </w:rPr>
-              <w:commentReference w:id="5"/>
+              <w:commentReference w:id="4"/>
             </w:r>
           </w:p>
         </w:tc>
       </w:tr>
     </w:tbl>
-    <w:bookmarkEnd w:id="3"/>
+    <w:bookmarkEnd w:id="2"/>
     <w:p>
       <w:pPr>
         <w:pStyle w:val="Prrafodelista"/>
@@ -738,7 +715,7 @@
         </w:rPr>
         <w:t xml:space="preserve">Informe de </w:t>
       </w:r>
-      <w:bookmarkStart w:id="6" w:name="_Hlk95811482"/>
+      <w:bookmarkStart w:id="5" w:name="_Hlk95811482"/>
       <w:sdt>
         <w:sdtPr>
           <w:rPr>
@@ -748,9 +725,8 @@
           <w:tag w:val="goog_rdk_20"/>
           <w:id w:val="-333992809"/>
         </w:sdtPr>
-        <w:sdtEndPr/>
         <w:sdtContent>
-          <w:commentRangeStart w:id="7"/>
+          <w:commentRangeStart w:id="6"/>
         </w:sdtContent>
       </w:sdt>
       <w:r>
@@ -762,21 +738,23 @@
         </w:rPr>
         <w:t>Auditoría _(XXX)_ constante de XXX (XX) fojas útiles</w:t>
       </w:r>
-      <w:commentRangeEnd w:id="7"/>
+      <w:commentRangeEnd w:id="6"/>
       <w:r>
         <w:rPr>
           <w:rFonts w:ascii="Regesto Grotesk" w:hAnsi="Regesto Grotesk"/>
           <w:b/>
         </w:rPr>
-        <w:commentReference w:id="7"/>
-      </w:r>
-      <w:bookmarkEnd w:id="6"/>
+        <w:commentReference w:id="6"/>
+      </w:r>
+      <w:bookmarkEnd w:id="5"/>
+      <w:commentRangeStart w:id="7"/>
+      <w:commentRangeEnd w:id="7"/>
       <w:r>
         <w:rPr>
           <w:rFonts w:ascii="Regesto Grotesk" w:hAnsi="Regesto Grotesk"/>
           <w:b/>
         </w:rPr>
-        <w:commentReference w:id="8"/>
+        <w:commentReference w:id="7"/>
       </w:r>
       <w:r>
         <w:rPr>
@@ -788,7 +766,7 @@
         <w:t>.</w:t>
       </w:r>
     </w:p>
-    <w:bookmarkEnd w:id="2"/>
+    <w:bookmarkEnd w:id="1"/>
     <w:p>
       <w:pPr>
         <w:spacing w:before="240" w:after="240" w:line="240" w:lineRule="auto"/>
@@ -823,7 +801,7 @@
         </w:rPr>
         <w:t xml:space="preserve"> </w:t>
       </w:r>
-      <w:bookmarkStart w:id="9" w:name="_Hlk113369253"/>
+      <w:bookmarkStart w:id="8" w:name="_Hlk113369253"/>
       <w:r>
         <w:rPr>
           <w:rFonts w:ascii="Regesto Grotesk" w:eastAsia="Arial" w:hAnsi="Regesto Grotesk" w:cs="Arial"/>
@@ -880,7 +858,7 @@
         </w:rPr>
         <w:t xml:space="preserve"> </w:t>
       </w:r>
-      <w:bookmarkEnd w:id="9"/>
+      <w:bookmarkEnd w:id="8"/>
       <w:r>
         <w:rPr>
           <w:rFonts w:ascii="Regesto Grotesk" w:eastAsia="Arial" w:hAnsi="Regesto Grotesk" w:cs="Arial"/>
@@ -889,7 +867,7 @@
         </w:rPr>
         <w:t xml:space="preserve">lleve a cabo las acciones y/o trámites a que haya lugar para el seguimiento, </w:t>
       </w:r>
-      <w:bookmarkStart w:id="10" w:name="_Hlk113369331"/>
+      <w:bookmarkStart w:id="9" w:name="_Hlk113369331"/>
       <w:r>
         <w:rPr>
           <w:rFonts w:ascii="Regesto Grotesk" w:eastAsia="Arial" w:hAnsi="Regesto Grotesk" w:cs="Arial"/>
@@ -930,8 +908,8 @@
         </w:rPr>
         <w:t>ey</w:t>
       </w:r>
-      <w:bookmarkStart w:id="11" w:name="_heading=h.gjdgxs" w:colFirst="0" w:colLast="0"/>
-      <w:bookmarkEnd w:id="11"/>
+      <w:bookmarkStart w:id="10" w:name="_heading=h.gjdgxs" w:colFirst="0" w:colLast="0"/>
+      <w:bookmarkEnd w:id="10"/>
       <w:r>
         <w:rPr>
           <w:rFonts w:ascii="Regesto Grotesk" w:eastAsia="Arial" w:hAnsi="Regesto Grotesk" w:cs="Arial"/>
@@ -941,7 +919,7 @@
         <w:t>.</w:t>
       </w:r>
     </w:p>
-    <w:bookmarkEnd w:id="10"/>
+    <w:bookmarkEnd w:id="9"/>
     <w:p>
       <w:pPr>
         <w:spacing w:before="240" w:after="240" w:line="240" w:lineRule="auto"/>
@@ -984,7 +962,7 @@
         </w:rPr>
         <w:t xml:space="preserve"> a conducirse </w:t>
       </w:r>
-      <w:bookmarkStart w:id="12" w:name="_Hlk113369345"/>
+      <w:bookmarkStart w:id="11" w:name="_Hlk113369345"/>
       <w:r>
         <w:rPr>
           <w:rFonts w:ascii="Regesto Grotesk" w:eastAsia="Arial" w:hAnsi="Regesto Grotesk" w:cs="Arial"/>
@@ -1001,7 +979,7 @@
         </w:rPr>
         <w:t>los principios</w:t>
       </w:r>
-      <w:bookmarkEnd w:id="12"/>
+      <w:bookmarkEnd w:id="11"/>
       <w:r>
         <w:rPr>
           <w:rFonts w:ascii="Regesto Grotesk" w:eastAsia="Arial" w:hAnsi="Regesto Grotesk" w:cs="Arial"/>
@@ -1083,7 +1061,7 @@
           <w:rFonts w:ascii="Regesto Grotesk" w:eastAsia="Arial" w:hAnsi="Regesto Grotesk" w:cs="Arial"/>
           <w:b/>
         </w:rPr>
-        <w:t>Luis Ignacio Sierra Villa</w:t>
+        <w:t>Roberto Osorio García</w:t>
       </w:r>
     </w:p>
     <w:p>
@@ -1238,7 +1216,6 @@
         </w:rPr>
         <w:t>XXX</w:t>
       </w:r>
-      <w:bookmarkEnd w:id="1"/>
     </w:p>
     <w:sectPr>
       <w:headerReference w:type="default" r:id="rId10"/>
@@ -1253,8 +1230,8 @@
 </file>
 
 <file path=word/comments.xml><?xml version="1.0" encoding="utf-8"?>
-<w:comments xmlns:wpc="http://schemas.microsoft.com/office/word/2010/wordprocessingCanvas" xmlns:cx="http://schemas.microsoft.com/office/drawing/2014/chartex" xmlns:cx1="http://schemas.microsoft.com/office/drawing/2015/9/8/chartex" xmlns:cx2="http://schemas.microsoft.com/office/drawing/2015/10/21/chartex" xmlns:cx3="http://schemas.microsoft.com/office/drawing/2016/5/9/chartex" xmlns:cx4="http://schemas.microsoft.com/office/drawing/2016/5/10/chartex" xmlns:cx5="http://schemas.microsoft.com/office/drawing/2016/5/11/chartex" xmlns:cx6="http://schemas.microsoft.com/office/drawing/2016/5/12/chartex" xmlns:cx7="http://schemas.microsoft.com/office/drawing/2016/5/13/chartex" xmlns:cx8="http://schemas.microsoft.com/office/drawing/2016/5/14/chartex" xmlns:mc="http://schemas.openxmlformats.org/markup-compatibility/2006" xmlns:aink="http://schemas.microsoft.com/office/drawing/2016/ink" xmlns:am3d="http://schemas.microsoft.com/office/drawing/2017/model3d" xmlns:o="urn:schemas-microsoft-com:office:office" xmlns:r="http://schemas.openxmlformats.org/officeDocument/2006/relationships" xmlns:m="http://schemas.openxmlformats.org/officeDocument/2006/math" xmlns:v="urn:schemas-microsoft-com:vml" xmlns:wp14="http://schemas.microsoft.com/office/word/2010/wordprocessingDrawing" xmlns:wp="http://schemas.openxmlformats.org/drawingml/2006/wordprocessingDrawing" xmlns:w10="urn:schemas-microsoft-com:office:word" xmlns:w="http://schemas.openxmlformats.org/wordprocessingml/2006/main" xmlns:w14="http://schemas.microsoft.com/office/word/2010/wordml" xmlns:w15="http://schemas.microsoft.com/office/word/2012/wordml" xmlns:w16cid="http://schemas.microsoft.com/office/word/2016/wordml/cid" xmlns:w16se="http://schemas.microsoft.com/office/word/2015/wordml/symex" xmlns:wpg="http://schemas.microsoft.com/office/word/2010/wordprocessingGroup" xmlns:wpi="http://schemas.microsoft.com/office/word/2010/wordprocessingInk" xmlns:wne="http://schemas.microsoft.com/office/word/2006/wordml" xmlns:wps="http://schemas.microsoft.com/office/word/2010/wordprocessingShape" mc:Ignorable="w14 w15 w16se w16cid wp14">
-  <w:comment w:id="4" w:author="SINAI ALEJANDRA BUSTAMANTE SANCHEZ" w:date="2022-04-20T16:10:00Z" w:initials="SABS">
+<w:comments xmlns:wpc="http://schemas.microsoft.com/office/word/2010/wordprocessingCanvas" xmlns:cx="http://schemas.microsoft.com/office/drawing/2014/chartex" xmlns:cx1="http://schemas.microsoft.com/office/drawing/2015/9/8/chartex" xmlns:cx2="http://schemas.microsoft.com/office/drawing/2015/10/21/chartex" xmlns:cx3="http://schemas.microsoft.com/office/drawing/2016/5/9/chartex" xmlns:cx4="http://schemas.microsoft.com/office/drawing/2016/5/10/chartex" xmlns:cx5="http://schemas.microsoft.com/office/drawing/2016/5/11/chartex" xmlns:cx6="http://schemas.microsoft.com/office/drawing/2016/5/12/chartex" xmlns:cx7="http://schemas.microsoft.com/office/drawing/2016/5/13/chartex" xmlns:cx8="http://schemas.microsoft.com/office/drawing/2016/5/14/chartex" xmlns:mc="http://schemas.openxmlformats.org/markup-compatibility/2006" xmlns:aink="http://schemas.microsoft.com/office/drawing/2016/ink" xmlns:am3d="http://schemas.microsoft.com/office/drawing/2017/model3d" xmlns:o="urn:schemas-microsoft-com:office:office" xmlns:oel="http://schemas.microsoft.com/office/2019/extlst" xmlns:r="http://schemas.openxmlformats.org/officeDocument/2006/relationships" xmlns:m="http://schemas.openxmlformats.org/officeDocument/2006/math" xmlns:v="urn:schemas-microsoft-com:vml" xmlns:wp14="http://schemas.microsoft.com/office/word/2010/wordprocessingDrawing" xmlns:wp="http://schemas.openxmlformats.org/drawingml/2006/wordprocessingDrawing" xmlns:w10="urn:schemas-microsoft-com:office:word" xmlns:w="http://schemas.openxmlformats.org/wordprocessingml/2006/main" xmlns:w14="http://schemas.microsoft.com/office/word/2010/wordml" xmlns:w15="http://schemas.microsoft.com/office/word/2012/wordml" xmlns:w16cex="http://schemas.microsoft.com/office/word/2018/wordml/cex" xmlns:w16cid="http://schemas.microsoft.com/office/word/2016/wordml/cid" xmlns:w16="http://schemas.microsoft.com/office/word/2018/wordml" xmlns:w16du="http://schemas.microsoft.com/office/word/2023/wordml/word16du" xmlns:w16sdtdh="http://schemas.microsoft.com/office/word/2020/wordml/sdtdatahash" xmlns:w16sdtfl="http://schemas.microsoft.com/office/word/2024/wordml/sdtformatlock" xmlns:w16se="http://schemas.microsoft.com/office/word/2015/wordml/symex" xmlns:wpg="http://schemas.microsoft.com/office/word/2010/wordprocessingGroup" xmlns:wpi="http://schemas.microsoft.com/office/word/2010/wordprocessingInk" xmlns:wne="http://schemas.microsoft.com/office/word/2006/wordml" xmlns:wps="http://schemas.microsoft.com/office/word/2010/wordprocessingShape" mc:Ignorable="w14 w15 w16se w16cid w16 w16cex w16sdtdh w16sdtfl w16du wp14">
+  <w:comment w:id="3" w:author="SINAI ALEJANDRA BUSTAMANTE SANCHEZ" w:date="2022-04-20T16:10:00Z" w:initials="SABS">
     <w:p>
       <w:pPr>
         <w:pStyle w:val="Textocomentario"/>
@@ -1270,7 +1247,7 @@
       </w:r>
     </w:p>
   </w:comment>
-  <w:comment w:id="5" w:author="SINAI ALEJANDRA BUSTAMANTE SANCHEZ" w:date="2022-04-20T16:07:00Z" w:initials="SABS">
+  <w:comment w:id="4" w:author="SINAI ALEJANDRA BUSTAMANTE SANCHEZ" w:date="2022-04-20T16:07:00Z" w:initials="SABS">
     <w:p>
       <w:pPr>
         <w:pStyle w:val="Textocomentario"/>
@@ -1286,7 +1263,7 @@
       </w:r>
     </w:p>
   </w:comment>
-  <w:comment w:id="7" w:author="SINAI ALEJANDRA BUSTAMANTE SANCHEZ" w:date="2021-09-08T13:46:00Z" w:initials="">
+  <w:comment w:id="6" w:author="SINAI ALEJANDRA BUSTAMANTE SANCHEZ" w:date="2021-09-08T13:46:00Z" w:initials="">
     <w:p>
       <w:pPr>
         <w:widowControl w:val="0"/>
@@ -1307,23 +1284,7 @@
           <w:rFonts w:ascii="Arial" w:eastAsia="Arial" w:hAnsi="Arial" w:cs="Arial"/>
           <w:color w:val="000000"/>
         </w:rPr>
-        <w:t xml:space="preserve">Se deberá señalar el Tipo de Auditoría de </w:t>
-      </w:r>
-      <w:proofErr w:type="gramStart"/>
-      <w:r>
-        <w:rPr>
-          <w:rFonts w:ascii="Arial" w:eastAsia="Arial" w:hAnsi="Arial" w:cs="Arial"/>
-          <w:color w:val="000000"/>
-        </w:rPr>
-        <w:t>acuerdo  como</w:t>
-      </w:r>
-      <w:proofErr w:type="gramEnd"/>
-      <w:r>
-        <w:rPr>
-          <w:rFonts w:ascii="Arial" w:eastAsia="Arial" w:hAnsi="Arial" w:cs="Arial"/>
-          <w:color w:val="000000"/>
-        </w:rPr>
-        <w:t xml:space="preserve"> lo señala la Orden de Auditoría:</w:t>
+        <w:t>Se deberá señalar el Tipo de Auditoría de acuerdo  como lo señala la Orden de Auditoría:</w:t>
       </w:r>
     </w:p>
     <w:p>
@@ -1396,7 +1357,7 @@
       </w:r>
     </w:p>
   </w:comment>
-  <w:comment w:id="8" w:author="SINAI ALEJANDRA BUSTAMANTE SANCHEZ" w:date="2021-09-08T13:46:00Z" w:initials="">
+  <w:comment w:id="7" w:author="SINAI ALEJANDRA BUSTAMANTE SANCHEZ" w:date="2021-09-08T13:46:00Z" w:initials="">
     <w:p>
       <w:pPr>
         <w:widowControl w:val="0"/>
@@ -1425,7 +1386,7 @@
 </file>
 
 <file path=word/commentsExtended.xml><?xml version="1.0" encoding="utf-8"?>
-<w15:commentsEx xmlns:wpc="http://schemas.microsoft.com/office/word/2010/wordprocessingCanvas" xmlns:cx="http://schemas.microsoft.com/office/drawing/2014/chartex" xmlns:cx1="http://schemas.microsoft.com/office/drawing/2015/9/8/chartex" xmlns:cx2="http://schemas.microsoft.com/office/drawing/2015/10/21/chartex" xmlns:cx3="http://schemas.microsoft.com/office/drawing/2016/5/9/chartex" xmlns:cx4="http://schemas.microsoft.com/office/drawing/2016/5/10/chartex" xmlns:cx5="http://schemas.microsoft.com/office/drawing/2016/5/11/chartex" xmlns:cx6="http://schemas.microsoft.com/office/drawing/2016/5/12/chartex" xmlns:cx7="http://schemas.microsoft.com/office/drawing/2016/5/13/chartex" xmlns:cx8="http://schemas.microsoft.com/office/drawing/2016/5/14/chartex" xmlns:mc="http://schemas.openxmlformats.org/markup-compatibility/2006" xmlns:aink="http://schemas.microsoft.com/office/drawing/2016/ink" xmlns:am3d="http://schemas.microsoft.com/office/drawing/2017/model3d" xmlns:o="urn:schemas-microsoft-com:office:office" xmlns:r="http://schemas.openxmlformats.org/officeDocument/2006/relationships" xmlns:m="http://schemas.openxmlformats.org/officeDocument/2006/math" xmlns:v="urn:schemas-microsoft-com:vml" xmlns:wp14="http://schemas.microsoft.com/office/word/2010/wordprocessingDrawing" xmlns:wp="http://schemas.openxmlformats.org/drawingml/2006/wordprocessingDrawing" xmlns:w10="urn:schemas-microsoft-com:office:word" xmlns:w="http://schemas.openxmlformats.org/wordprocessingml/2006/main" xmlns:w14="http://schemas.microsoft.com/office/word/2010/wordml" xmlns:w15="http://schemas.microsoft.com/office/word/2012/wordml" xmlns:w16cid="http://schemas.microsoft.com/office/word/2016/wordml/cid" xmlns:w16se="http://schemas.microsoft.com/office/word/2015/wordml/symex" xmlns:wpg="http://schemas.microsoft.com/office/word/2010/wordprocessingGroup" xmlns:wpi="http://schemas.microsoft.com/office/word/2010/wordprocessingInk" xmlns:wne="http://schemas.microsoft.com/office/word/2006/wordml" xmlns:wps="http://schemas.microsoft.com/office/word/2010/wordprocessingShape" mc:Ignorable="w14 w15 w16se w16cid wp14">
+<w15:commentsEx xmlns:wpc="http://schemas.microsoft.com/office/word/2010/wordprocessingCanvas" xmlns:cx="http://schemas.microsoft.com/office/drawing/2014/chartex" xmlns:cx1="http://schemas.microsoft.com/office/drawing/2015/9/8/chartex" xmlns:cx2="http://schemas.microsoft.com/office/drawing/2015/10/21/chartex" xmlns:cx3="http://schemas.microsoft.com/office/drawing/2016/5/9/chartex" xmlns:cx4="http://schemas.microsoft.com/office/drawing/2016/5/10/chartex" xmlns:cx5="http://schemas.microsoft.com/office/drawing/2016/5/11/chartex" xmlns:cx6="http://schemas.microsoft.com/office/drawing/2016/5/12/chartex" xmlns:cx7="http://schemas.microsoft.com/office/drawing/2016/5/13/chartex" xmlns:cx8="http://schemas.microsoft.com/office/drawing/2016/5/14/chartex" xmlns:mc="http://schemas.openxmlformats.org/markup-compatibility/2006" xmlns:aink="http://schemas.microsoft.com/office/drawing/2016/ink" xmlns:am3d="http://schemas.microsoft.com/office/drawing/2017/model3d" xmlns:o="urn:schemas-microsoft-com:office:office" xmlns:oel="http://schemas.microsoft.com/office/2019/extlst" xmlns:r="http://schemas.openxmlformats.org/officeDocument/2006/relationships" xmlns:m="http://schemas.openxmlformats.org/officeDocument/2006/math" xmlns:v="urn:schemas-microsoft-com:vml" xmlns:wp14="http://schemas.microsoft.com/office/word/2010/wordprocessingDrawing" xmlns:wp="http://schemas.openxmlformats.org/drawingml/2006/wordprocessingDrawing" xmlns:w10="urn:schemas-microsoft-com:office:word" xmlns:w="http://schemas.openxmlformats.org/wordprocessingml/2006/main" xmlns:w14="http://schemas.microsoft.com/office/word/2010/wordml" xmlns:w15="http://schemas.microsoft.com/office/word/2012/wordml" xmlns:w16cex="http://schemas.microsoft.com/office/word/2018/wordml/cex" xmlns:w16cid="http://schemas.microsoft.com/office/word/2016/wordml/cid" xmlns:w16="http://schemas.microsoft.com/office/word/2018/wordml" xmlns:w16du="http://schemas.microsoft.com/office/word/2023/wordml/word16du" xmlns:w16sdtdh="http://schemas.microsoft.com/office/word/2020/wordml/sdtdatahash" xmlns:w16sdtfl="http://schemas.microsoft.com/office/word/2024/wordml/sdtformatlock" xmlns:w16se="http://schemas.microsoft.com/office/word/2015/wordml/symex" xmlns:wpg="http://schemas.microsoft.com/office/word/2010/wordprocessingGroup" xmlns:wpi="http://schemas.microsoft.com/office/word/2010/wordprocessingInk" xmlns:wne="http://schemas.microsoft.com/office/word/2006/wordml" xmlns:wps="http://schemas.microsoft.com/office/word/2010/wordprocessingShape" mc:Ignorable="w14 w15 w16se w16cid w16 w16cex w16sdtdh w16sdtfl w16du wp14">
   <w15:commentEx w15:paraId="1DDF9A06" w15:done="0"/>
   <w15:commentEx w15:paraId="3FB919EC" w15:done="0"/>
   <w15:commentEx w15:paraId="23B1D533" w15:done="0"/>
@@ -1434,15 +1395,16 @@
 </file>
 
 <file path=word/commentsIds.xml><?xml version="1.0" encoding="utf-8"?>
-<w16cid:commentsIds xmlns:wpc="http://schemas.microsoft.com/office/word/2010/wordprocessingCanvas" xmlns:cx="http://schemas.microsoft.com/office/drawing/2014/chartex" xmlns:cx1="http://schemas.microsoft.com/office/drawing/2015/9/8/chartex" xmlns:cx2="http://schemas.microsoft.com/office/drawing/2015/10/21/chartex" xmlns:cx3="http://schemas.microsoft.com/office/drawing/2016/5/9/chartex" xmlns:cx4="http://schemas.microsoft.com/office/drawing/2016/5/10/chartex" xmlns:cx5="http://schemas.microsoft.com/office/drawing/2016/5/11/chartex" xmlns:cx6="http://schemas.microsoft.com/office/drawing/2016/5/12/chartex" xmlns:cx7="http://schemas.microsoft.com/office/drawing/2016/5/13/chartex" xmlns:cx8="http://schemas.microsoft.com/office/drawing/2016/5/14/chartex" xmlns:mc="http://schemas.openxmlformats.org/markup-compatibility/2006" xmlns:aink="http://schemas.microsoft.com/office/drawing/2016/ink" xmlns:am3d="http://schemas.microsoft.com/office/drawing/2017/model3d" xmlns:o="urn:schemas-microsoft-com:office:office" xmlns:r="http://schemas.openxmlformats.org/officeDocument/2006/relationships" xmlns:m="http://schemas.openxmlformats.org/officeDocument/2006/math" xmlns:v="urn:schemas-microsoft-com:vml" xmlns:wp14="http://schemas.microsoft.com/office/word/2010/wordprocessingDrawing" xmlns:wp="http://schemas.openxmlformats.org/drawingml/2006/wordprocessingDrawing" xmlns:w10="urn:schemas-microsoft-com:office:word" xmlns:w="http://schemas.openxmlformats.org/wordprocessingml/2006/main" xmlns:w14="http://schemas.microsoft.com/office/word/2010/wordml" xmlns:w15="http://schemas.microsoft.com/office/word/2012/wordml" xmlns:w16cid="http://schemas.microsoft.com/office/word/2016/wordml/cid" xmlns:w16se="http://schemas.microsoft.com/office/word/2015/wordml/symex" xmlns:wpg="http://schemas.microsoft.com/office/word/2010/wordprocessingGroup" xmlns:wpi="http://schemas.microsoft.com/office/word/2010/wordprocessingInk" xmlns:wne="http://schemas.microsoft.com/office/word/2006/wordml" xmlns:wps="http://schemas.microsoft.com/office/word/2010/wordprocessingShape" mc:Ignorable="w14 w15 w16se w16cid wp14">
+<w16cid:commentsIds xmlns:wpc="http://schemas.microsoft.com/office/word/2010/wordprocessingCanvas" xmlns:cx="http://schemas.microsoft.com/office/drawing/2014/chartex" xmlns:cx1="http://schemas.microsoft.com/office/drawing/2015/9/8/chartex" xmlns:cx2="http://schemas.microsoft.com/office/drawing/2015/10/21/chartex" xmlns:cx3="http://schemas.microsoft.com/office/drawing/2016/5/9/chartex" xmlns:cx4="http://schemas.microsoft.com/office/drawing/2016/5/10/chartex" xmlns:cx5="http://schemas.microsoft.com/office/drawing/2016/5/11/chartex" xmlns:cx6="http://schemas.microsoft.com/office/drawing/2016/5/12/chartex" xmlns:cx7="http://schemas.microsoft.com/office/drawing/2016/5/13/chartex" xmlns:cx8="http://schemas.microsoft.com/office/drawing/2016/5/14/chartex" xmlns:mc="http://schemas.openxmlformats.org/markup-compatibility/2006" xmlns:aink="http://schemas.microsoft.com/office/drawing/2016/ink" xmlns:am3d="http://schemas.microsoft.com/office/drawing/2017/model3d" xmlns:o="urn:schemas-microsoft-com:office:office" xmlns:oel="http://schemas.microsoft.com/office/2019/extlst" xmlns:r="http://schemas.openxmlformats.org/officeDocument/2006/relationships" xmlns:m="http://schemas.openxmlformats.org/officeDocument/2006/math" xmlns:v="urn:schemas-microsoft-com:vml" xmlns:wp14="http://schemas.microsoft.com/office/word/2010/wordprocessingDrawing" xmlns:wp="http://schemas.openxmlformats.org/drawingml/2006/wordprocessingDrawing" xmlns:w10="urn:schemas-microsoft-com:office:word" xmlns:w="http://schemas.openxmlformats.org/wordprocessingml/2006/main" xmlns:w14="http://schemas.microsoft.com/office/word/2010/wordml" xmlns:w15="http://schemas.microsoft.com/office/word/2012/wordml" xmlns:w16cex="http://schemas.microsoft.com/office/word/2018/wordml/cex" xmlns:w16cid="http://schemas.microsoft.com/office/word/2016/wordml/cid" xmlns:w16="http://schemas.microsoft.com/office/word/2018/wordml" xmlns:w16du="http://schemas.microsoft.com/office/word/2023/wordml/word16du" xmlns:w16sdtdh="http://schemas.microsoft.com/office/word/2020/wordml/sdtdatahash" xmlns:w16sdtfl="http://schemas.microsoft.com/office/word/2024/wordml/sdtformatlock" xmlns:w16se="http://schemas.microsoft.com/office/word/2015/wordml/symex" xmlns:wpg="http://schemas.microsoft.com/office/word/2010/wordprocessingGroup" xmlns:wpi="http://schemas.microsoft.com/office/word/2010/wordprocessingInk" xmlns:wne="http://schemas.microsoft.com/office/word/2006/wordml" xmlns:wps="http://schemas.microsoft.com/office/word/2010/wordprocessingShape" mc:Ignorable="w14 w15 w16se w16cid w16 w16cex w16sdtdh w16sdtfl w16du wp14">
   <w16cid:commentId w16cid:paraId="1DDF9A06" w16cid:durableId="260AAFA8"/>
   <w16cid:commentId w16cid:paraId="3FB919EC" w16cid:durableId="260AAE80"/>
   <w16cid:commentId w16cid:paraId="23B1D533" w16cid:durableId="25464AB4"/>
+  <w16cid:commentId w16cid:paraId="784CCC42" w16cid:durableId="784CCC42"/>
 </w16cid:commentsIds>
 </file>
 
 <file path=word/endnotes.xml><?xml version="1.0" encoding="utf-8"?>
-<w:endnotes xmlns:wpc="http://schemas.microsoft.com/office/word/2010/wordprocessingCanvas" xmlns:cx="http://schemas.microsoft.com/office/drawing/2014/chartex" xmlns:cx1="http://schemas.microsoft.com/office/drawing/2015/9/8/chartex" xmlns:cx2="http://schemas.microsoft.com/office/drawing/2015/10/21/chartex" xmlns:cx3="http://schemas.microsoft.com/office/drawing/2016/5/9/chartex" xmlns:cx4="http://schemas.microsoft.com/office/drawing/2016/5/10/chartex" xmlns:cx5="http://schemas.microsoft.com/office/drawing/2016/5/11/chartex" xmlns:cx6="http://schemas.microsoft.com/office/drawing/2016/5/12/chartex" xmlns:cx7="http://schemas.microsoft.com/office/drawing/2016/5/13/chartex" xmlns:cx8="http://schemas.microsoft.com/office/drawing/2016/5/14/chartex" xmlns:mc="http://schemas.openxmlformats.org/markup-compatibility/2006" xmlns:aink="http://schemas.microsoft.com/office/drawing/2016/ink" xmlns:am3d="http://schemas.microsoft.com/office/drawing/2017/model3d" xmlns:o="urn:schemas-microsoft-com:office:office" xmlns:r="http://schemas.openxmlformats.org/officeDocument/2006/relationships" xmlns:m="http://schemas.openxmlformats.org/officeDocument/2006/math" xmlns:v="urn:schemas-microsoft-com:vml" xmlns:wp14="http://schemas.microsoft.com/office/word/2010/wordprocessingDrawing" xmlns:wp="http://schemas.openxmlformats.org/drawingml/2006/wordprocessingDrawing" xmlns:w10="urn:schemas-microsoft-com:office:word" xmlns:w="http://schemas.openxmlformats.org/wordprocessingml/2006/main" xmlns:w14="http://schemas.microsoft.com/office/word/2010/wordml" xmlns:w15="http://schemas.microsoft.com/office/word/2012/wordml" xmlns:w16cid="http://schemas.microsoft.com/office/word/2016/wordml/cid" xmlns:w16se="http://schemas.microsoft.com/office/word/2015/wordml/symex" xmlns:wpg="http://schemas.microsoft.com/office/word/2010/wordprocessingGroup" xmlns:wpi="http://schemas.microsoft.com/office/word/2010/wordprocessingInk" xmlns:wne="http://schemas.microsoft.com/office/word/2006/wordml" xmlns:wps="http://schemas.microsoft.com/office/word/2010/wordprocessingShape" mc:Ignorable="w14 w15 w16se w16cid wp14">
+<w:endnotes xmlns:wpc="http://schemas.microsoft.com/office/word/2010/wordprocessingCanvas" xmlns:cx="http://schemas.microsoft.com/office/drawing/2014/chartex" xmlns:cx1="http://schemas.microsoft.com/office/drawing/2015/9/8/chartex" xmlns:cx2="http://schemas.microsoft.com/office/drawing/2015/10/21/chartex" xmlns:cx3="http://schemas.microsoft.com/office/drawing/2016/5/9/chartex" xmlns:cx4="http://schemas.microsoft.com/office/drawing/2016/5/10/chartex" xmlns:cx5="http://schemas.microsoft.com/office/drawing/2016/5/11/chartex" xmlns:cx6="http://schemas.microsoft.com/office/drawing/2016/5/12/chartex" xmlns:cx7="http://schemas.microsoft.com/office/drawing/2016/5/13/chartex" xmlns:cx8="http://schemas.microsoft.com/office/drawing/2016/5/14/chartex" xmlns:mc="http://schemas.openxmlformats.org/markup-compatibility/2006" xmlns:aink="http://schemas.microsoft.com/office/drawing/2016/ink" xmlns:am3d="http://schemas.microsoft.com/office/drawing/2017/model3d" xmlns:o="urn:schemas-microsoft-com:office:office" xmlns:oel="http://schemas.microsoft.com/office/2019/extlst" xmlns:r="http://schemas.openxmlformats.org/officeDocument/2006/relationships" xmlns:m="http://schemas.openxmlformats.org/officeDocument/2006/math" xmlns:v="urn:schemas-microsoft-com:vml" xmlns:wp14="http://schemas.microsoft.com/office/word/2010/wordprocessingDrawing" xmlns:wp="http://schemas.openxmlformats.org/drawingml/2006/wordprocessingDrawing" xmlns:w10="urn:schemas-microsoft-com:office:word" xmlns:w="http://schemas.openxmlformats.org/wordprocessingml/2006/main" xmlns:w14="http://schemas.microsoft.com/office/word/2010/wordml" xmlns:w15="http://schemas.microsoft.com/office/word/2012/wordml" xmlns:w16cex="http://schemas.microsoft.com/office/word/2018/wordml/cex" xmlns:w16cid="http://schemas.microsoft.com/office/word/2016/wordml/cid" xmlns:w16="http://schemas.microsoft.com/office/word/2018/wordml" xmlns:w16du="http://schemas.microsoft.com/office/word/2023/wordml/word16du" xmlns:w16sdtdh="http://schemas.microsoft.com/office/word/2020/wordml/sdtdatahash" xmlns:w16sdtfl="http://schemas.microsoft.com/office/word/2024/wordml/sdtformatlock" xmlns:w16se="http://schemas.microsoft.com/office/word/2015/wordml/symex" xmlns:wpg="http://schemas.microsoft.com/office/word/2010/wordprocessingGroup" xmlns:wpi="http://schemas.microsoft.com/office/word/2010/wordprocessingInk" xmlns:wne="http://schemas.microsoft.com/office/word/2006/wordml" xmlns:wps="http://schemas.microsoft.com/office/word/2010/wordprocessingShape" mc:Ignorable="w14 w15 w16se w16cid w16 w16cex w16sdtdh w16sdtfl w16du wp14">
   <w:endnote w:type="separator" w:id="-1">
     <w:p>
       <w:pPr>
@@ -1467,7 +1429,7 @@
 </file>
 
 <file path=word/footer1.xml><?xml version="1.0" encoding="utf-8"?>
-<w:ftr xmlns:wpc="http://schemas.microsoft.com/office/word/2010/wordprocessingCanvas" xmlns:cx="http://schemas.microsoft.com/office/drawing/2014/chartex" xmlns:cx1="http://schemas.microsoft.com/office/drawing/2015/9/8/chartex" xmlns:cx2="http://schemas.microsoft.com/office/drawing/2015/10/21/chartex" xmlns:cx3="http://schemas.microsoft.com/office/drawing/2016/5/9/chartex" xmlns:cx4="http://schemas.microsoft.com/office/drawing/2016/5/10/chartex" xmlns:cx5="http://schemas.microsoft.com/office/drawing/2016/5/11/chartex" xmlns:cx6="http://schemas.microsoft.com/office/drawing/2016/5/12/chartex" xmlns:cx7="http://schemas.microsoft.com/office/drawing/2016/5/13/chartex" xmlns:cx8="http://schemas.microsoft.com/office/drawing/2016/5/14/chartex" xmlns:mc="http://schemas.openxmlformats.org/markup-compatibility/2006" xmlns:aink="http://schemas.microsoft.com/office/drawing/2016/ink" xmlns:am3d="http://schemas.microsoft.com/office/drawing/2017/model3d" xmlns:o="urn:schemas-microsoft-com:office:office" xmlns:r="http://schemas.openxmlformats.org/officeDocument/2006/relationships" xmlns:m="http://schemas.openxmlformats.org/officeDocument/2006/math" xmlns:v="urn:schemas-microsoft-com:vml" xmlns:wp14="http://schemas.microsoft.com/office/word/2010/wordprocessingDrawing" xmlns:wp="http://schemas.openxmlformats.org/drawingml/2006/wordprocessingDrawing" xmlns:w10="urn:schemas-microsoft-com:office:word" xmlns:w="http://schemas.openxmlformats.org/wordprocessingml/2006/main" xmlns:w14="http://schemas.microsoft.com/office/word/2010/wordml" xmlns:w15="http://schemas.microsoft.com/office/word/2012/wordml" xmlns:w16cid="http://schemas.microsoft.com/office/word/2016/wordml/cid" xmlns:w16se="http://schemas.microsoft.com/office/word/2015/wordml/symex" xmlns:wpg="http://schemas.microsoft.com/office/word/2010/wordprocessingGroup" xmlns:wpi="http://schemas.microsoft.com/office/word/2010/wordprocessingInk" xmlns:wne="http://schemas.microsoft.com/office/word/2006/wordml" xmlns:wps="http://schemas.microsoft.com/office/word/2010/wordprocessingShape" mc:Ignorable="w14 w15 w16se w16cid wp14">
+<w:ftr xmlns:wpc="http://schemas.microsoft.com/office/word/2010/wordprocessingCanvas" xmlns:cx="http://schemas.microsoft.com/office/drawing/2014/chartex" xmlns:cx1="http://schemas.microsoft.com/office/drawing/2015/9/8/chartex" xmlns:cx2="http://schemas.microsoft.com/office/drawing/2015/10/21/chartex" xmlns:cx3="http://schemas.microsoft.com/office/drawing/2016/5/9/chartex" xmlns:cx4="http://schemas.microsoft.com/office/drawing/2016/5/10/chartex" xmlns:cx5="http://schemas.microsoft.com/office/drawing/2016/5/11/chartex" xmlns:cx6="http://schemas.microsoft.com/office/drawing/2016/5/12/chartex" xmlns:cx7="http://schemas.microsoft.com/office/drawing/2016/5/13/chartex" xmlns:cx8="http://schemas.microsoft.com/office/drawing/2016/5/14/chartex" xmlns:mc="http://schemas.openxmlformats.org/markup-compatibility/2006" xmlns:aink="http://schemas.microsoft.com/office/drawing/2016/ink" xmlns:am3d="http://schemas.microsoft.com/office/drawing/2017/model3d" xmlns:o="urn:schemas-microsoft-com:office:office" xmlns:oel="http://schemas.microsoft.com/office/2019/extlst" xmlns:r="http://schemas.openxmlformats.org/officeDocument/2006/relationships" xmlns:m="http://schemas.openxmlformats.org/officeDocument/2006/math" xmlns:v="urn:schemas-microsoft-com:vml" xmlns:wp14="http://schemas.microsoft.com/office/word/2010/wordprocessingDrawing" xmlns:wp="http://schemas.openxmlformats.org/drawingml/2006/wordprocessingDrawing" xmlns:w10="urn:schemas-microsoft-com:office:word" xmlns:w="http://schemas.openxmlformats.org/wordprocessingml/2006/main" xmlns:w14="http://schemas.microsoft.com/office/word/2010/wordml" xmlns:w15="http://schemas.microsoft.com/office/word/2012/wordml" xmlns:w16cex="http://schemas.microsoft.com/office/word/2018/wordml/cex" xmlns:w16cid="http://schemas.microsoft.com/office/word/2016/wordml/cid" xmlns:w16="http://schemas.microsoft.com/office/word/2018/wordml" xmlns:w16du="http://schemas.microsoft.com/office/word/2023/wordml/word16du" xmlns:w16sdtdh="http://schemas.microsoft.com/office/word/2020/wordml/sdtdatahash" xmlns:w16sdtfl="http://schemas.microsoft.com/office/word/2024/wordml/sdtformatlock" xmlns:w16se="http://schemas.microsoft.com/office/word/2015/wordml/symex" xmlns:wpg="http://schemas.microsoft.com/office/word/2010/wordprocessingGroup" xmlns:wpi="http://schemas.microsoft.com/office/word/2010/wordprocessingInk" xmlns:wne="http://schemas.microsoft.com/office/word/2006/wordml" xmlns:wps="http://schemas.microsoft.com/office/word/2010/wordprocessingShape" mc:Ignorable="w14 w15 w16se w16cid w16 w16cex w16sdtdh w16sdtfl w16du wp14">
   <w:tbl>
     <w:tblPr>
       <w:tblStyle w:val="Tablaconcuadrcula"/>
@@ -1689,29 +1651,7 @@
               <w:sz w:val="16"/>
               <w:szCs w:val="14"/>
             </w:rPr>
-            <w:t xml:space="preserve">Av. José María Pino Suárez Sur, </w:t>
-          </w:r>
-          <w:proofErr w:type="spellStart"/>
-          <w:r>
-            <w:rPr>
-              <w:rFonts w:ascii="Regesto Grotesk" w:eastAsia="Calibri" w:hAnsi="Regesto Grotesk" w:cs="Times New Roman"/>
-              <w:color w:val="FFFFFF" w:themeColor="background1"/>
-              <w:spacing w:val="-6"/>
-              <w:sz w:val="16"/>
-              <w:szCs w:val="14"/>
-            </w:rPr>
-            <w:t>núms</w:t>
-          </w:r>
-          <w:proofErr w:type="spellEnd"/>
-          <w:r>
-            <w:rPr>
-              <w:rFonts w:ascii="Regesto Grotesk" w:eastAsia="Calibri" w:hAnsi="Regesto Grotesk" w:cs="Times New Roman"/>
-              <w:color w:val="FFFFFF" w:themeColor="background1"/>
-              <w:spacing w:val="-6"/>
-              <w:sz w:val="16"/>
-              <w:szCs w:val="14"/>
-            </w:rPr>
-            <w:t>. 104, 106 y 108, Colonia Cinco de Mayo, Toluca, Estado de México, C.P. 50090</w:t>
+            <w:t>Av. José María Pino Suárez Sur, núms. 104, 106 y 108, Colonia Cinco de Mayo, Toluca, Estado de México, C.P. 50090</w:t>
           </w:r>
           <w:r>
             <w:rPr>
@@ -1755,29 +1695,7 @@
               <w:sz w:val="16"/>
               <w:szCs w:val="14"/>
             </w:rPr>
-            <w:t xml:space="preserve">722 167 84 </w:t>
-          </w:r>
-          <w:proofErr w:type="gramStart"/>
-          <w:r>
-            <w:rPr>
-              <w:rFonts w:ascii="Regesto Grotesk" w:eastAsia="Calibri" w:hAnsi="Regesto Grotesk" w:cs="Times New Roman"/>
-              <w:color w:val="FFFFFF" w:themeColor="background1"/>
-              <w:spacing w:val="-6"/>
-              <w:sz w:val="16"/>
-              <w:szCs w:val="14"/>
-            </w:rPr>
-            <w:t>50  (</w:t>
-          </w:r>
-          <w:proofErr w:type="gramEnd"/>
-          <w:r>
-            <w:rPr>
-              <w:rFonts w:ascii="Regesto Grotesk" w:eastAsia="Calibri" w:hAnsi="Regesto Grotesk" w:cs="Times New Roman"/>
-              <w:color w:val="FFFFFF" w:themeColor="background1"/>
-              <w:spacing w:val="-6"/>
-              <w:sz w:val="16"/>
-              <w:szCs w:val="14"/>
-            </w:rPr>
-            <w:t>Opción 3</w:t>
+            <w:t>722 167 84 50  (Opción 3</w:t>
           </w:r>
           <w:r>
             <w:rPr>
@@ -1878,7 +1796,6 @@
               <w:docPartUnique/>
             </w:docPartObj>
           </w:sdtPr>
-          <w:sdtEndPr/>
           <w:sdtContent>
             <w:p>
               <w:pPr>
@@ -2055,7 +1972,7 @@
 </file>
 
 <file path=word/footnotes.xml><?xml version="1.0" encoding="utf-8"?>
-<w:footnotes xmlns:wpc="http://schemas.microsoft.com/office/word/2010/wordprocessingCanvas" xmlns:cx="http://schemas.microsoft.com/office/drawing/2014/chartex" xmlns:cx1="http://schemas.microsoft.com/office/drawing/2015/9/8/chartex" xmlns:cx2="http://schemas.microsoft.com/office/drawing/2015/10/21/chartex" xmlns:cx3="http://schemas.microsoft.com/office/drawing/2016/5/9/chartex" xmlns:cx4="http://schemas.microsoft.com/office/drawing/2016/5/10/chartex" xmlns:cx5="http://schemas.microsoft.com/office/drawing/2016/5/11/chartex" xmlns:cx6="http://schemas.microsoft.com/office/drawing/2016/5/12/chartex" xmlns:cx7="http://schemas.microsoft.com/office/drawing/2016/5/13/chartex" xmlns:cx8="http://schemas.microsoft.com/office/drawing/2016/5/14/chartex" xmlns:mc="http://schemas.openxmlformats.org/markup-compatibility/2006" xmlns:aink="http://schemas.microsoft.com/office/drawing/2016/ink" xmlns:am3d="http://schemas.microsoft.com/office/drawing/2017/model3d" xmlns:o="urn:schemas-microsoft-com:office:office" xmlns:r="http://schemas.openxmlformats.org/officeDocument/2006/relationships" xmlns:m="http://schemas.openxmlformats.org/officeDocument/2006/math" xmlns:v="urn:schemas-microsoft-com:vml" xmlns:wp14="http://schemas.microsoft.com/office/word/2010/wordprocessingDrawing" xmlns:wp="http://schemas.openxmlformats.org/drawingml/2006/wordprocessingDrawing" xmlns:w10="urn:schemas-microsoft-com:office:word" xmlns:w="http://schemas.openxmlformats.org/wordprocessingml/2006/main" xmlns:w14="http://schemas.microsoft.com/office/word/2010/wordml" xmlns:w15="http://schemas.microsoft.com/office/word/2012/wordml" xmlns:w16cid="http://schemas.microsoft.com/office/word/2016/wordml/cid" xmlns:w16se="http://schemas.microsoft.com/office/word/2015/wordml/symex" xmlns:wpg="http://schemas.microsoft.com/office/word/2010/wordprocessingGroup" xmlns:wpi="http://schemas.microsoft.com/office/word/2010/wordprocessingInk" xmlns:wne="http://schemas.microsoft.com/office/word/2006/wordml" xmlns:wps="http://schemas.microsoft.com/office/word/2010/wordprocessingShape" mc:Ignorable="w14 w15 w16se w16cid wp14">
+<w:footnotes xmlns:wpc="http://schemas.microsoft.com/office/word/2010/wordprocessingCanvas" xmlns:cx="http://schemas.microsoft.com/office/drawing/2014/chartex" xmlns:cx1="http://schemas.microsoft.com/office/drawing/2015/9/8/chartex" xmlns:cx2="http://schemas.microsoft.com/office/drawing/2015/10/21/chartex" xmlns:cx3="http://schemas.microsoft.com/office/drawing/2016/5/9/chartex" xmlns:cx4="http://schemas.microsoft.com/office/drawing/2016/5/10/chartex" xmlns:cx5="http://schemas.microsoft.com/office/drawing/2016/5/11/chartex" xmlns:cx6="http://schemas.microsoft.com/office/drawing/2016/5/12/chartex" xmlns:cx7="http://schemas.microsoft.com/office/drawing/2016/5/13/chartex" xmlns:cx8="http://schemas.microsoft.com/office/drawing/2016/5/14/chartex" xmlns:mc="http://schemas.openxmlformats.org/markup-compatibility/2006" xmlns:aink="http://schemas.microsoft.com/office/drawing/2016/ink" xmlns:am3d="http://schemas.microsoft.com/office/drawing/2017/model3d" xmlns:o="urn:schemas-microsoft-com:office:office" xmlns:oel="http://schemas.microsoft.com/office/2019/extlst" xmlns:r="http://schemas.openxmlformats.org/officeDocument/2006/relationships" xmlns:m="http://schemas.openxmlformats.org/officeDocument/2006/math" xmlns:v="urn:schemas-microsoft-com:vml" xmlns:wp14="http://schemas.microsoft.com/office/word/2010/wordprocessingDrawing" xmlns:wp="http://schemas.openxmlformats.org/drawingml/2006/wordprocessingDrawing" xmlns:w10="urn:schemas-microsoft-com:office:word" xmlns:w="http://schemas.openxmlformats.org/wordprocessingml/2006/main" xmlns:w14="http://schemas.microsoft.com/office/word/2010/wordml" xmlns:w15="http://schemas.microsoft.com/office/word/2012/wordml" xmlns:w16cex="http://schemas.microsoft.com/office/word/2018/wordml/cex" xmlns:w16cid="http://schemas.microsoft.com/office/word/2016/wordml/cid" xmlns:w16="http://schemas.microsoft.com/office/word/2018/wordml" xmlns:w16du="http://schemas.microsoft.com/office/word/2023/wordml/word16du" xmlns:w16sdtdh="http://schemas.microsoft.com/office/word/2020/wordml/sdtdatahash" xmlns:w16sdtfl="http://schemas.microsoft.com/office/word/2024/wordml/sdtformatlock" xmlns:w16se="http://schemas.microsoft.com/office/word/2015/wordml/symex" xmlns:wpg="http://schemas.microsoft.com/office/word/2010/wordprocessingGroup" xmlns:wpi="http://schemas.microsoft.com/office/word/2010/wordprocessingInk" xmlns:wne="http://schemas.microsoft.com/office/word/2006/wordml" xmlns:wps="http://schemas.microsoft.com/office/word/2010/wordprocessingShape" mc:Ignorable="w14 w15 w16se w16cid w16 w16cex w16sdtdh w16sdtfl w16du wp14">
   <w:footnote w:type="separator" w:id="-1">
     <w:p>
       <w:pPr>
@@ -2080,7 +1997,7 @@
 </file>
 
 <file path=word/header1.xml><?xml version="1.0" encoding="utf-8"?>
-<w:hdr xmlns:wpc="http://schemas.microsoft.com/office/word/2010/wordprocessingCanvas" xmlns:cx="http://schemas.microsoft.com/office/drawing/2014/chartex" xmlns:cx1="http://schemas.microsoft.com/office/drawing/2015/9/8/chartex" xmlns:cx2="http://schemas.microsoft.com/office/drawing/2015/10/21/chartex" xmlns:cx3="http://schemas.microsoft.com/office/drawing/2016/5/9/chartex" xmlns:cx4="http://schemas.microsoft.com/office/drawing/2016/5/10/chartex" xmlns:cx5="http://schemas.microsoft.com/office/drawing/2016/5/11/chartex" xmlns:cx6="http://schemas.microsoft.com/office/drawing/2016/5/12/chartex" xmlns:cx7="http://schemas.microsoft.com/office/drawing/2016/5/13/chartex" xmlns:cx8="http://schemas.microsoft.com/office/drawing/2016/5/14/chartex" xmlns:mc="http://schemas.openxmlformats.org/markup-compatibility/2006" xmlns:aink="http://schemas.microsoft.com/office/drawing/2016/ink" xmlns:am3d="http://schemas.microsoft.com/office/drawing/2017/model3d" xmlns:o="urn:schemas-microsoft-com:office:office" xmlns:r="http://schemas.openxmlformats.org/officeDocument/2006/relationships" xmlns:m="http://schemas.openxmlformats.org/officeDocument/2006/math" xmlns:v="urn:schemas-microsoft-com:vml" xmlns:wp14="http://schemas.microsoft.com/office/word/2010/wordprocessingDrawing" xmlns:wp="http://schemas.openxmlformats.org/drawingml/2006/wordprocessingDrawing" xmlns:w10="urn:schemas-microsoft-com:office:word" xmlns:w="http://schemas.openxmlformats.org/wordprocessingml/2006/main" xmlns:w14="http://schemas.microsoft.com/office/word/2010/wordml" xmlns:w15="http://schemas.microsoft.com/office/word/2012/wordml" xmlns:w16cid="http://schemas.microsoft.com/office/word/2016/wordml/cid" xmlns:w16se="http://schemas.microsoft.com/office/word/2015/wordml/symex" xmlns:wpg="http://schemas.microsoft.com/office/word/2010/wordprocessingGroup" xmlns:wpi="http://schemas.microsoft.com/office/word/2010/wordprocessingInk" xmlns:wne="http://schemas.microsoft.com/office/word/2006/wordml" xmlns:wps="http://schemas.microsoft.com/office/word/2010/wordprocessingShape" mc:Ignorable="w14 w15 w16se w16cid wp14">
+<w:hdr xmlns:wpc="http://schemas.microsoft.com/office/word/2010/wordprocessingCanvas" xmlns:cx="http://schemas.microsoft.com/office/drawing/2014/chartex" xmlns:cx1="http://schemas.microsoft.com/office/drawing/2015/9/8/chartex" xmlns:cx2="http://schemas.microsoft.com/office/drawing/2015/10/21/chartex" xmlns:cx3="http://schemas.microsoft.com/office/drawing/2016/5/9/chartex" xmlns:cx4="http://schemas.microsoft.com/office/drawing/2016/5/10/chartex" xmlns:cx5="http://schemas.microsoft.com/office/drawing/2016/5/11/chartex" xmlns:cx6="http://schemas.microsoft.com/office/drawing/2016/5/12/chartex" xmlns:cx7="http://schemas.microsoft.com/office/drawing/2016/5/13/chartex" xmlns:cx8="http://schemas.microsoft.com/office/drawing/2016/5/14/chartex" xmlns:mc="http://schemas.openxmlformats.org/markup-compatibility/2006" xmlns:aink="http://schemas.microsoft.com/office/drawing/2016/ink" xmlns:am3d="http://schemas.microsoft.com/office/drawing/2017/model3d" xmlns:o="urn:schemas-microsoft-com:office:office" xmlns:oel="http://schemas.microsoft.com/office/2019/extlst" xmlns:r="http://schemas.openxmlformats.org/officeDocument/2006/relationships" xmlns:m="http://schemas.openxmlformats.org/officeDocument/2006/math" xmlns:v="urn:schemas-microsoft-com:vml" xmlns:wp14="http://schemas.microsoft.com/office/word/2010/wordprocessingDrawing" xmlns:wp="http://schemas.openxmlformats.org/drawingml/2006/wordprocessingDrawing" xmlns:w10="urn:schemas-microsoft-com:office:word" xmlns:w="http://schemas.openxmlformats.org/wordprocessingml/2006/main" xmlns:w14="http://schemas.microsoft.com/office/word/2010/wordml" xmlns:w15="http://schemas.microsoft.com/office/word/2012/wordml" xmlns:w16cex="http://schemas.microsoft.com/office/word/2018/wordml/cex" xmlns:w16cid="http://schemas.microsoft.com/office/word/2016/wordml/cid" xmlns:w16="http://schemas.microsoft.com/office/word/2018/wordml" xmlns:w16du="http://schemas.microsoft.com/office/word/2023/wordml/word16du" xmlns:w16sdtdh="http://schemas.microsoft.com/office/word/2020/wordml/sdtdatahash" xmlns:w16sdtfl="http://schemas.microsoft.com/office/word/2024/wordml/sdtformatlock" xmlns:w16se="http://schemas.microsoft.com/office/word/2015/wordml/symex" xmlns:wpg="http://schemas.microsoft.com/office/word/2010/wordprocessingGroup" xmlns:wpi="http://schemas.microsoft.com/office/word/2010/wordprocessingInk" xmlns:wne="http://schemas.microsoft.com/office/word/2006/wordml" xmlns:wps="http://schemas.microsoft.com/office/word/2010/wordprocessingShape" mc:Ignorable="w14 w15 w16se w16cid w16 w16cex w16sdtdh w16sdtfl w16du wp14">
   <w:tbl>
     <w:tblPr>
       <w:tblStyle w:val="Tablaconcuadrcula"/>
@@ -2120,7 +2037,7 @@
               <w:szCs w:val="16"/>
             </w:rPr>
           </w:pPr>
-          <w:bookmarkStart w:id="13" w:name="_Hlk194568822"/>
+          <w:bookmarkStart w:id="12" w:name="_Hlk194568822"/>
           <w:r>
             <w:rPr>
               <w:rFonts w:ascii="Athelas" w:hAnsi="Athelas"/>
@@ -2186,7 +2103,7 @@
             <w:spacing w:before="120"/>
             <w:jc w:val="center"/>
             <w:rPr>
-              <w:rFonts w:ascii="Regesto Grotesk" w:hAnsi="Regesto Grotesk"/>
+              <w:rFonts w:ascii="Athelas" w:hAnsi="Athelas"/>
               <w:b/>
               <w:spacing w:val="-4"/>
               <w:sz w:val="16"/>
@@ -2201,27 +2118,7 @@
               <w:sz w:val="16"/>
               <w:szCs w:val="16"/>
             </w:rPr>
-            <w:t>“2025. Bicentenario de la vida municipal en el Estado de México</w:t>
-          </w:r>
-          <w:r>
-            <w:rPr>
-              <w:rFonts w:ascii="Regesto Grotesk" w:hAnsi="Regesto Grotesk"/>
-              <w:b/>
-              <w:spacing w:val="-4"/>
-              <w:sz w:val="16"/>
-              <w:szCs w:val="16"/>
-            </w:rPr>
-            <w:t>”</w:t>
-          </w:r>
-          <w:r>
-            <w:rPr>
-              <w:rFonts w:ascii="Regesto Grotesk" w:hAnsi="Regesto Grotesk"/>
-              <w:b/>
-              <w:spacing w:val="-4"/>
-              <w:sz w:val="16"/>
-              <w:szCs w:val="16"/>
-            </w:rPr>
-            <w:t>.</w:t>
+            <w:t>“2026. Año del Humanismo Mexicano en el Estado de México”.</w:t>
           </w:r>
         </w:p>
         <w:p>
@@ -2246,7 +2143,7 @@
         </w:p>
       </w:tc>
     </w:tr>
-    <w:bookmarkEnd w:id="13"/>
+    <w:bookmarkEnd w:id="12"/>
   </w:tbl>
   <w:p>
     <w:pPr>
@@ -2417,7 +2314,7 @@
 </file>
 
 <file path=word/numbering.xml><?xml version="1.0" encoding="utf-8"?>
-<w:numbering xmlns:wpc="http://schemas.microsoft.com/office/word/2010/wordprocessingCanvas" xmlns:cx="http://schemas.microsoft.com/office/drawing/2014/chartex" xmlns:cx1="http://schemas.microsoft.com/office/drawing/2015/9/8/chartex" xmlns:cx2="http://schemas.microsoft.com/office/drawing/2015/10/21/chartex" xmlns:cx3="http://schemas.microsoft.com/office/drawing/2016/5/9/chartex" xmlns:cx4="http://schemas.microsoft.com/office/drawing/2016/5/10/chartex" xmlns:cx5="http://schemas.microsoft.com/office/drawing/2016/5/11/chartex" xmlns:cx6="http://schemas.microsoft.com/office/drawing/2016/5/12/chartex" xmlns:cx7="http://schemas.microsoft.com/office/drawing/2016/5/13/chartex" xmlns:cx8="http://schemas.microsoft.com/office/drawing/2016/5/14/chartex" xmlns:mc="http://schemas.openxmlformats.org/markup-compatibility/2006" xmlns:aink="http://schemas.microsoft.com/office/drawing/2016/ink" xmlns:am3d="http://schemas.microsoft.com/office/drawing/2017/model3d" xmlns:o="urn:schemas-microsoft-com:office:office" xmlns:r="http://schemas.openxmlformats.org/officeDocument/2006/relationships" xmlns:m="http://schemas.openxmlformats.org/officeDocument/2006/math" xmlns:v="urn:schemas-microsoft-com:vml" xmlns:wp14="http://schemas.microsoft.com/office/word/2010/wordprocessingDrawing" xmlns:wp="http://schemas.openxmlformats.org/drawingml/2006/wordprocessingDrawing" xmlns:w10="urn:schemas-microsoft-com:office:word" xmlns:w="http://schemas.openxmlformats.org/wordprocessingml/2006/main" xmlns:w14="http://schemas.microsoft.com/office/word/2010/wordml" xmlns:w15="http://schemas.microsoft.com/office/word/2012/wordml" xmlns:w16cid="http://schemas.microsoft.com/office/word/2016/wordml/cid" xmlns:w16se="http://schemas.microsoft.com/office/word/2015/wordml/symex" xmlns:wpg="http://schemas.microsoft.com/office/word/2010/wordprocessingGroup" xmlns:wpi="http://schemas.microsoft.com/office/word/2010/wordprocessingInk" xmlns:wne="http://schemas.microsoft.com/office/word/2006/wordml" xmlns:wps="http://schemas.microsoft.com/office/word/2010/wordprocessingShape" mc:Ignorable="w14 w15 w16se w16cid wp14">
+<w:numbering xmlns:wpc="http://schemas.microsoft.com/office/word/2010/wordprocessingCanvas" xmlns:cx="http://schemas.microsoft.com/office/drawing/2014/chartex" xmlns:cx1="http://schemas.microsoft.com/office/drawing/2015/9/8/chartex" xmlns:cx2="http://schemas.microsoft.com/office/drawing/2015/10/21/chartex" xmlns:cx3="http://schemas.microsoft.com/office/drawing/2016/5/9/chartex" xmlns:cx4="http://schemas.microsoft.com/office/drawing/2016/5/10/chartex" xmlns:cx5="http://schemas.microsoft.com/office/drawing/2016/5/11/chartex" xmlns:cx6="http://schemas.microsoft.com/office/drawing/2016/5/12/chartex" xmlns:cx7="http://schemas.microsoft.com/office/drawing/2016/5/13/chartex" xmlns:cx8="http://schemas.microsoft.com/office/drawing/2016/5/14/chartex" xmlns:mc="http://schemas.openxmlformats.org/markup-compatibility/2006" xmlns:aink="http://schemas.microsoft.com/office/drawing/2016/ink" xmlns:am3d="http://schemas.microsoft.com/office/drawing/2017/model3d" xmlns:o="urn:schemas-microsoft-com:office:office" xmlns:oel="http://schemas.microsoft.com/office/2019/extlst" xmlns:r="http://schemas.openxmlformats.org/officeDocument/2006/relationships" xmlns:m="http://schemas.openxmlformats.org/officeDocument/2006/math" xmlns:v="urn:schemas-microsoft-com:vml" xmlns:wp14="http://schemas.microsoft.com/office/word/2010/wordprocessingDrawing" xmlns:wp="http://schemas.openxmlformats.org/drawingml/2006/wordprocessingDrawing" xmlns:w10="urn:schemas-microsoft-com:office:word" xmlns:w="http://schemas.openxmlformats.org/wordprocessingml/2006/main" xmlns:w14="http://schemas.microsoft.com/office/word/2010/wordml" xmlns:w15="http://schemas.microsoft.com/office/word/2012/wordml" xmlns:w16cex="http://schemas.microsoft.com/office/word/2018/wordml/cex" xmlns:w16cid="http://schemas.microsoft.com/office/word/2016/wordml/cid" xmlns:w16="http://schemas.microsoft.com/office/word/2018/wordml" xmlns:w16du="http://schemas.microsoft.com/office/word/2023/wordml/word16du" xmlns:w16sdtdh="http://schemas.microsoft.com/office/word/2020/wordml/sdtdatahash" xmlns:w16sdtfl="http://schemas.microsoft.com/office/word/2024/wordml/sdtformatlock" xmlns:w16se="http://schemas.microsoft.com/office/word/2015/wordml/symex" xmlns:wpg="http://schemas.microsoft.com/office/word/2010/wordprocessingGroup" xmlns:wpi="http://schemas.microsoft.com/office/word/2010/wordprocessingInk" xmlns:wne="http://schemas.microsoft.com/office/word/2006/wordml" xmlns:wps="http://schemas.microsoft.com/office/word/2010/wordprocessingShape" mc:Ignorable="w14 w15 w16se w16cid w16 w16cex w16sdtdh w16sdtfl w16du wp14">
   <w:abstractNum w:abstractNumId="0" w15:restartNumberingAfterBreak="0">
     <w:nsid w:val="35BF0F3E"/>
     <w:multiLevelType w:val="hybridMultilevel"/>
@@ -2644,17 +2541,17 @@
       </w:rPr>
     </w:lvl>
   </w:abstractNum>
-  <w:num w:numId="1">
+  <w:num w:numId="1" w16cid:durableId="17855448">
     <w:abstractNumId w:val="1"/>
   </w:num>
-  <w:num w:numId="2">
+  <w:num w:numId="2" w16cid:durableId="289744519">
     <w:abstractNumId w:val="0"/>
   </w:num>
 </w:numbering>
 </file>
 
 <file path=word/people.xml><?xml version="1.0" encoding="utf-8"?>
-<w15:people xmlns:wpc="http://schemas.microsoft.com/office/word/2010/wordprocessingCanvas" xmlns:cx="http://schemas.microsoft.com/office/drawing/2014/chartex" xmlns:cx1="http://schemas.microsoft.com/office/drawing/2015/9/8/chartex" xmlns:cx2="http://schemas.microsoft.com/office/drawing/2015/10/21/chartex" xmlns:cx3="http://schemas.microsoft.com/office/drawing/2016/5/9/chartex" xmlns:cx4="http://schemas.microsoft.com/office/drawing/2016/5/10/chartex" xmlns:cx5="http://schemas.microsoft.com/office/drawing/2016/5/11/chartex" xmlns:cx6="http://schemas.microsoft.com/office/drawing/2016/5/12/chartex" xmlns:cx7="http://schemas.microsoft.com/office/drawing/2016/5/13/chartex" xmlns:cx8="http://schemas.microsoft.com/office/drawing/2016/5/14/chartex" xmlns:mc="http://schemas.openxmlformats.org/markup-compatibility/2006" xmlns:aink="http://schemas.microsoft.com/office/drawing/2016/ink" xmlns:am3d="http://schemas.microsoft.com/office/drawing/2017/model3d" xmlns:o="urn:schemas-microsoft-com:office:office" xmlns:r="http://schemas.openxmlformats.org/officeDocument/2006/relationships" xmlns:m="http://schemas.openxmlformats.org/officeDocument/2006/math" xmlns:v="urn:schemas-microsoft-com:vml" xmlns:wp14="http://schemas.microsoft.com/office/word/2010/wordprocessingDrawing" xmlns:wp="http://schemas.openxmlformats.org/drawingml/2006/wordprocessingDrawing" xmlns:w10="urn:schemas-microsoft-com:office:word" xmlns:w="http://schemas.openxmlformats.org/wordprocessingml/2006/main" xmlns:w14="http://schemas.microsoft.com/office/word/2010/wordml" xmlns:w15="http://schemas.microsoft.com/office/word/2012/wordml" xmlns:w16cid="http://schemas.microsoft.com/office/word/2016/wordml/cid" xmlns:w16se="http://schemas.microsoft.com/office/word/2015/wordml/symex" xmlns:wpg="http://schemas.microsoft.com/office/word/2010/wordprocessingGroup" xmlns:wpi="http://schemas.microsoft.com/office/word/2010/wordprocessingInk" xmlns:wne="http://schemas.microsoft.com/office/word/2006/wordml" xmlns:wps="http://schemas.microsoft.com/office/word/2010/wordprocessingShape" mc:Ignorable="w14 w15 w16se w16cid wp14">
+<w15:people xmlns:wpc="http://schemas.microsoft.com/office/word/2010/wordprocessingCanvas" xmlns:cx="http://schemas.microsoft.com/office/drawing/2014/chartex" xmlns:cx1="http://schemas.microsoft.com/office/drawing/2015/9/8/chartex" xmlns:cx2="http://schemas.microsoft.com/office/drawing/2015/10/21/chartex" xmlns:cx3="http://schemas.microsoft.com/office/drawing/2016/5/9/chartex" xmlns:cx4="http://schemas.microsoft.com/office/drawing/2016/5/10/chartex" xmlns:cx5="http://schemas.microsoft.com/office/drawing/2016/5/11/chartex" xmlns:cx6="http://schemas.microsoft.com/office/drawing/2016/5/12/chartex" xmlns:cx7="http://schemas.microsoft.com/office/drawing/2016/5/13/chartex" xmlns:cx8="http://schemas.microsoft.com/office/drawing/2016/5/14/chartex" xmlns:mc="http://schemas.openxmlformats.org/markup-compatibility/2006" xmlns:aink="http://schemas.microsoft.com/office/drawing/2016/ink" xmlns:am3d="http://schemas.microsoft.com/office/drawing/2017/model3d" xmlns:o="urn:schemas-microsoft-com:office:office" xmlns:oel="http://schemas.microsoft.com/office/2019/extlst" xmlns:r="http://schemas.openxmlformats.org/officeDocument/2006/relationships" xmlns:m="http://schemas.openxmlformats.org/officeDocument/2006/math" xmlns:v="urn:schemas-microsoft-com:vml" xmlns:wp14="http://schemas.microsoft.com/office/word/2010/wordprocessingDrawing" xmlns:wp="http://schemas.openxmlformats.org/drawingml/2006/wordprocessingDrawing" xmlns:w10="urn:schemas-microsoft-com:office:word" xmlns:w="http://schemas.openxmlformats.org/wordprocessingml/2006/main" xmlns:w14="http://schemas.microsoft.com/office/word/2010/wordml" xmlns:w15="http://schemas.microsoft.com/office/word/2012/wordml" xmlns:w16cex="http://schemas.microsoft.com/office/word/2018/wordml/cex" xmlns:w16cid="http://schemas.microsoft.com/office/word/2016/wordml/cid" xmlns:w16="http://schemas.microsoft.com/office/word/2018/wordml" xmlns:w16du="http://schemas.microsoft.com/office/word/2023/wordml/word16du" xmlns:w16sdtdh="http://schemas.microsoft.com/office/word/2020/wordml/sdtdatahash" xmlns:w16sdtfl="http://schemas.microsoft.com/office/word/2024/wordml/sdtformatlock" xmlns:w16se="http://schemas.microsoft.com/office/word/2015/wordml/symex" xmlns:wpg="http://schemas.microsoft.com/office/word/2010/wordprocessingGroup" xmlns:wpi="http://schemas.microsoft.com/office/word/2010/wordprocessingInk" xmlns:wne="http://schemas.microsoft.com/office/word/2006/wordml" xmlns:wps="http://schemas.microsoft.com/office/word/2010/wordprocessingShape" mc:Ignorable="w14 w15 w16se w16cid w16 w16cex w16sdtdh w16sdtfl w16du wp14">
   <w15:person w15:author="SINAI ALEJANDRA BUSTAMANTE SANCHEZ">
     <w15:presenceInfo w15:providerId="AD" w15:userId="S-1-5-21-2181215472-2503910162-2911420252-2446"/>
   </w15:person>
@@ -2662,7 +2559,7 @@
 </file>
 
 <file path=word/styles.xml><?xml version="1.0" encoding="utf-8"?>
-<w:styles xmlns:mc="http://schemas.openxmlformats.org/markup-compatibility/2006" xmlns:r="http://schemas.openxmlformats.org/officeDocument/2006/relationships" xmlns:w="http://schemas.openxmlformats.org/wordprocessingml/2006/main" xmlns:w14="http://schemas.microsoft.com/office/word/2010/wordml" xmlns:w15="http://schemas.microsoft.com/office/word/2012/wordml" xmlns:w16cid="http://schemas.microsoft.com/office/word/2016/wordml/cid" xmlns:w16se="http://schemas.microsoft.com/office/word/2015/wordml/symex" mc:Ignorable="w14 w15 w16se w16cid">
+<w:styles xmlns:mc="http://schemas.openxmlformats.org/markup-compatibility/2006" xmlns:r="http://schemas.openxmlformats.org/officeDocument/2006/relationships" xmlns:w="http://schemas.openxmlformats.org/wordprocessingml/2006/main" xmlns:w14="http://schemas.microsoft.com/office/word/2010/wordml" xmlns:w15="http://schemas.microsoft.com/office/word/2012/wordml" xmlns:w16cex="http://schemas.microsoft.com/office/word/2018/wordml/cex" xmlns:w16cid="http://schemas.microsoft.com/office/word/2016/wordml/cid" xmlns:w16="http://schemas.microsoft.com/office/word/2018/wordml" xmlns:w16du="http://schemas.microsoft.com/office/word/2023/wordml/word16du" xmlns:w16sdtdh="http://schemas.microsoft.com/office/word/2020/wordml/sdtdatahash" xmlns:w16sdtfl="http://schemas.microsoft.com/office/word/2024/wordml/sdtformatlock" xmlns:w16se="http://schemas.microsoft.com/office/word/2015/wordml/symex" mc:Ignorable="w14 w15 w16se w16cid w16 w16cex w16sdtdh w16sdtfl w16du">
   <w:docDefaults>
     <w:rPrDefault>
       <w:rPr>
@@ -2678,7 +2575,7 @@
       </w:pPr>
     </w:pPrDefault>
   </w:docDefaults>
-  <w:latentStyles w:defLockedState="0" w:defUIPriority="99" w:defSemiHidden="0" w:defUnhideWhenUsed="0" w:defQFormat="0" w:count="375">
+  <w:latentStyles w:defLockedState="0" w:defUIPriority="99" w:defSemiHidden="0" w:defUnhideWhenUsed="0" w:defQFormat="0" w:count="376">
     <w:lsdException w:name="Normal" w:uiPriority="0" w:qFormat="1"/>
     <w:lsdException w:name="heading 1" w:uiPriority="9" w:qFormat="1"/>
     <w:lsdException w:name="heading 2" w:semiHidden="1" w:uiPriority="9" w:unhideWhenUsed="1" w:qFormat="1"/>
@@ -3054,6 +2951,7 @@
     <w:lsdException w:name="Smart Hyperlink" w:semiHidden="1" w:unhideWhenUsed="1"/>
     <w:lsdException w:name="Hashtag" w:semiHidden="1" w:unhideWhenUsed="1"/>
     <w:lsdException w:name="Unresolved Mention" w:semiHidden="1" w:unhideWhenUsed="1"/>
+    <w:lsdException w:name="Smart Link" w:semiHidden="1" w:unhideWhenUsed="1"/>
   </w:latentStyles>
   <w:style w:type="paragraph" w:default="1" w:styleId="Normal">
     <w:name w:val="Normal"/>
@@ -3062,7 +2960,6 @@
   <w:style w:type="character" w:default="1" w:styleId="Fuentedeprrafopredeter">
     <w:name w:val="Default Paragraph Font"/>
     <w:uiPriority w:val="1"/>
-    <w:semiHidden/>
     <w:unhideWhenUsed/>
   </w:style>
   <w:style w:type="table" w:default="1" w:styleId="Tablanormal">
